--- a/CV/Archive/Game Programmer/Jinda Li _CoverLetter_Bugbear.docx
+++ b/CV/Archive/Game Programmer/Jinda Li _CoverLetter_Bugbear.docx
@@ -526,7 +526,30 @@
           <w:rFonts w:eastAsiaTheme="minorEastAsia"/>
           <w:lang w:eastAsia="zh-CN"/>
         </w:rPr>
-        <w:t>Dear Bugbear Hiring Team,</w:t>
+        <w:t xml:space="preserve">Dear </w:t>
+      </w:r>
+      <w:proofErr w:type="spellStart"/>
+      <w:r>
+        <w:rPr>
+          <w:rFonts w:eastAsiaTheme="minorEastAsia" w:hint="eastAsia"/>
+          <w:lang w:eastAsia="zh-CN"/>
+        </w:rPr>
+        <w:t>Snowprint</w:t>
+      </w:r>
+      <w:proofErr w:type="spellEnd"/>
+      <w:r>
+        <w:rPr>
+          <w:rFonts w:eastAsiaTheme="minorEastAsia" w:hint="eastAsia"/>
+          <w:lang w:eastAsia="zh-CN"/>
+        </w:rPr>
+        <w:t xml:space="preserve"> </w:t>
+      </w:r>
+      <w:r>
+        <w:rPr>
+          <w:rFonts w:eastAsiaTheme="minorEastAsia"/>
+          <w:lang w:eastAsia="zh-CN"/>
+        </w:rPr>
+        <w:t>Hiring Team,</w:t>
       </w:r>
     </w:p>
     <w:p>
@@ -542,23 +565,41 @@
           <w:rFonts w:eastAsiaTheme="minorEastAsia"/>
           <w:lang w:eastAsia="zh-CN"/>
         </w:rPr>
-        <w:t>I am writing to apply for the Graphics </w:t>
-      </w:r>
-      <w:r>
-        <w:rPr>
-          <w:rFonts w:eastAsiaTheme="minorEastAsia"/>
+        <w:t xml:space="preserve">I am writing to apply for the </w:t>
+      </w:r>
+      <w:r>
+        <w:rPr>
+          <w:rFonts w:eastAsiaTheme="minorEastAsia" w:hint="eastAsia"/>
           <w:b/>
           <w:bCs/>
           <w:lang w:eastAsia="zh-CN"/>
         </w:rPr>
-        <w:t>Programmer or Gameplay Programmer </w:t>
-      </w:r>
-      <w:r>
-        <w:rPr>
-          <w:rFonts w:eastAsiaTheme="minorEastAsia"/>
-          <w:lang w:eastAsia="zh-CN"/>
-        </w:rPr>
-        <w:t>position at Bugbear Entertainment.</w:t>
+        <w:t>Game</w:t>
+      </w:r>
+      <w:r>
+        <w:rPr>
+          <w:rFonts w:eastAsiaTheme="minorEastAsia"/>
+          <w:b/>
+          <w:bCs/>
+          <w:lang w:eastAsia="zh-CN"/>
+        </w:rPr>
+        <w:t xml:space="preserve"> Developer</w:t>
+      </w:r>
+      <w:r>
+        <w:rPr>
+          <w:rFonts w:eastAsiaTheme="minorEastAsia"/>
+          <w:b/>
+          <w:bCs/>
+          <w:lang w:eastAsia="zh-CN"/>
+        </w:rPr>
+        <w:t> </w:t>
+      </w:r>
+      <w:r>
+        <w:rPr>
+          <w:rFonts w:eastAsiaTheme="minorEastAsia"/>
+          <w:lang w:eastAsia="zh-CN"/>
+        </w:rPr>
+        <w:t>position.</w:t>
       </w:r>
       <w:r>
         <w:rPr>
@@ -600,14 +641,16 @@
           <w:bCs/>
           <w:lang w:eastAsia="zh-CN"/>
         </w:rPr>
-        <w:t> I have rich development experience in gameplay systems, physics, real-time graphics, and performance optimization</w:t>
-      </w:r>
-      <w:r>
-        <w:rPr>
-          <w:rFonts w:eastAsiaTheme="minorEastAsia"/>
-          <w:lang w:eastAsia="zh-CN"/>
-        </w:rPr>
-        <w:t>. I have always admired Bugbear’s driving games and your ability to create realistic physics and detailed environments.</w:t>
+        <w:t> </w:t>
+      </w:r>
+      <w:r>
+        <w:rPr>
+          <w:rFonts w:eastAsiaTheme="minorEastAsia"/>
+          <w:b/>
+          <w:bCs/>
+          <w:lang w:eastAsia="zh-CN"/>
+        </w:rPr>
+        <w:t>I have hands-on experience in gameplay systems, AI, graphics, UI integration, client-server communication, and performance optimization, especially on mobile platforms.</w:t>
       </w:r>
     </w:p>
     <w:p>
@@ -901,75 +944,21 @@
           <w:rFonts w:eastAsiaTheme="minorEastAsia"/>
           <w:lang w:eastAsia="zh-CN"/>
         </w:rPr>
-        <w:t>Bugbear’s work on </w:t>
-      </w:r>
-      <w:proofErr w:type="spellStart"/>
-      <w:r>
-        <w:rPr>
-          <w:rFonts w:eastAsiaTheme="minorEastAsia"/>
-          <w:i/>
-          <w:iCs/>
-          <w:lang w:eastAsia="zh-CN"/>
-        </w:rPr>
-        <w:t>FlatOut</w:t>
-      </w:r>
-      <w:proofErr w:type="spellEnd"/>
-      <w:r>
-        <w:rPr>
-          <w:rFonts w:eastAsiaTheme="minorEastAsia"/>
-          <w:lang w:eastAsia="zh-CN"/>
-        </w:rPr>
-        <w:t> and </w:t>
-      </w:r>
-      <w:proofErr w:type="spellStart"/>
-      <w:r>
-        <w:rPr>
-          <w:rFonts w:eastAsiaTheme="minorEastAsia"/>
-          <w:i/>
-          <w:iCs/>
-          <w:lang w:eastAsia="zh-CN"/>
-        </w:rPr>
-        <w:t>Wreckfest</w:t>
-      </w:r>
-      <w:proofErr w:type="spellEnd"/>
-      <w:r>
-        <w:rPr>
-          <w:rFonts w:eastAsiaTheme="minorEastAsia"/>
-          <w:lang w:eastAsia="zh-CN"/>
-        </w:rPr>
-        <w:t> shows a deep understanding of physics, graphics, and game feel. I enjoy working on exactly these kinds of challenges. I would be excited to bring my skills in gameplay/graphics programming and optimization to your team.</w:t>
-      </w:r>
-    </w:p>
-    <w:p>
-      <w:pPr>
-        <w:ind w:leftChars="193" w:left="425" w:rightChars="225" w:right="495"/>
-        <w:rPr>
-          <w:rFonts w:eastAsiaTheme="minorEastAsia"/>
-          <w:lang w:eastAsia="zh-CN"/>
-        </w:rPr>
-      </w:pPr>
-      <w:r>
-        <w:rPr>
-          <w:rFonts w:eastAsiaTheme="minorEastAsia"/>
-          <w:lang w:eastAsia="zh-CN"/>
-        </w:rPr>
-        <w:t xml:space="preserve">Thank you for your time and consideration. If you have any </w:t>
-      </w:r>
-      <w:proofErr w:type="gramStart"/>
-      <w:r>
-        <w:rPr>
-          <w:rFonts w:eastAsiaTheme="minorEastAsia"/>
-          <w:lang w:eastAsia="zh-CN"/>
-        </w:rPr>
-        <w:t>question</w:t>
-      </w:r>
-      <w:proofErr w:type="gramEnd"/>
-      <w:r>
-        <w:rPr>
-          <w:rFonts w:eastAsiaTheme="minorEastAsia"/>
-          <w:lang w:eastAsia="zh-CN"/>
-        </w:rPr>
-        <w:t xml:space="preserve"> feel free </w:t>
+        <w:t>I would be excited to bring my skills in gameplay/graphics programming and optimization to your team.</w:t>
+      </w:r>
+      <w:r>
+        <w:rPr>
+          <w:rFonts w:eastAsiaTheme="minorEastAsia" w:hint="eastAsia"/>
+          <w:lang w:eastAsia="zh-CN"/>
+        </w:rPr>
+        <w:t xml:space="preserve"> </w:t>
+      </w:r>
+      <w:r>
+        <w:rPr>
+          <w:rFonts w:eastAsiaTheme="minorEastAsia"/>
+          <w:lang w:eastAsia="zh-CN"/>
+        </w:rPr>
+        <w:t>Thank you for your time and consideration.</w:t>
       </w:r>
     </w:p>
     <w:p>

--- a/CV/Archive/Game Programmer/Jinda Li _CoverLetter_Bugbear.docx
+++ b/CV/Archive/Game Programmer/Jinda Li _CoverLetter_Bugbear.docx
@@ -528,21 +528,12 @@
         </w:rPr>
         <w:t xml:space="preserve">Dear </w:t>
       </w:r>
-      <w:proofErr w:type="spellStart"/>
       <w:r>
         <w:rPr>
           <w:rFonts w:eastAsiaTheme="minorEastAsia" w:hint="eastAsia"/>
           <w:lang w:eastAsia="zh-CN"/>
         </w:rPr>
-        <w:t>Snowprint</w:t>
-      </w:r>
-      <w:proofErr w:type="spellEnd"/>
-      <w:r>
-        <w:rPr>
-          <w:rFonts w:eastAsiaTheme="minorEastAsia" w:hint="eastAsia"/>
-          <w:lang w:eastAsia="zh-CN"/>
-        </w:rPr>
-        <w:t xml:space="preserve"> </w:t>
+        <w:t xml:space="preserve">Wisemen </w:t>
       </w:r>
       <w:r>
         <w:rPr>
@@ -944,14 +935,32 @@
           <w:rFonts w:eastAsiaTheme="minorEastAsia"/>
           <w:lang w:eastAsia="zh-CN"/>
         </w:rPr>
-        <w:t>I would be excited to bring my skills in gameplay/graphics programming and optimization to your team.</w:t>
-      </w:r>
-      <w:r>
-        <w:rPr>
-          <w:rFonts w:eastAsiaTheme="minorEastAsia" w:hint="eastAsia"/>
-          <w:lang w:eastAsia="zh-CN"/>
-        </w:rPr>
-        <w:t xml:space="preserve"> </w:t>
+        <w:t>Although I haven’t recently launched a public project, my extensive experience in both academic and professional settings has fully prepared me to write clean, maintainable, and production-ready code as part of a team.</w:t>
+      </w:r>
+      <w:r>
+        <w:rPr>
+          <w:rFonts w:eastAsiaTheme="minorEastAsia"/>
+          <w:b/>
+          <w:bCs/>
+          <w:lang w:eastAsia="zh-CN"/>
+        </w:rPr>
+        <w:t xml:space="preserve"> I would be more than happy to complete a coding task to demonstrate my abilities in practice.</w:t>
+      </w:r>
+      <w:r>
+        <w:rPr>
+          <w:rFonts w:eastAsiaTheme="minorEastAsia"/>
+          <w:b/>
+          <w:bCs/>
+          <w:lang w:eastAsia="zh-CN"/>
+        </w:rPr>
+        <w:br/>
+      </w:r>
+      <w:r>
+        <w:rPr>
+          <w:rFonts w:eastAsiaTheme="minorEastAsia"/>
+          <w:lang w:eastAsia="zh-CN"/>
+        </w:rPr>
+        <w:br/>
       </w:r>
       <w:r>
         <w:rPr>
